--- a/treasury-platform/docs/30-readiness/word/DOC-S03-security-architecture-auth-sessions.docx
+++ b/treasury-platform/docs/30-readiness/word/DOC-S03-security-architecture-auth-sessions.docx
@@ -1014,6 +1014,67 @@
     <w:p>
       <w:r>
         <w:br w:type="page"/>
+      </w:r>
+    </w:p>
+    <w:p>
+      <w:pPr>
+        <w:pBdr>
+          <w:top w:val="single" w:color="E8C766" w:sz="6" w:space="6"/>
+          <w:left w:val="single" w:color="E8C766" w:sz="6" w:space="6"/>
+          <w:bottom w:val="single" w:color="E8C766" w:sz="6" w:space="6"/>
+          <w:right w:val="single" w:color="E8C766" w:sz="6" w:space="6"/>
+        </w:pBdr>
+        <w:shd w:fill="FFF8E1" w:color="auto" w:val="clear"/>
+        <w:bidi/>
+        <w:spacing w:after="160" w:before="60" w:line="300"/>
+        <w:ind w:left="140" w:right="140"/>
+      </w:pPr>
+      <w:r>
+        <w:rPr>
+          <w:rFonts w:ascii="Arial" w:cs="Arial" w:eastAsia="Arial" w:hAnsi="Arial"/>
+          <w:b/>
+          <w:bCs/>
+          <w:sz w:val="20"/>
+          <w:szCs w:val="20"/>
+          <w:rtl/>
+        </w:rPr>
+        <w:t xml:space="preserve">تحديث التنفيذ (2026-10-12):</w:t>
+      </w:r>
+      <w:r>
+        <w:rPr>
+          <w:rFonts w:ascii="Arial" w:cs="Arial" w:eastAsia="Arial" w:hAnsi="Arial"/>
+          <w:b w:val="false"/>
+          <w:bCs w:val="false"/>
+          <w:sz w:val="20"/>
+          <w:szCs w:val="20"/>
+          <w:rtl/>
+        </w:rPr>
+        <w:t xml:space="preserve"> نُفّذت قرارات المالك لبوابة S0 في القاعدة (docs/adr/0003-account-security-in-the-database.md، db/static/030_session_context.sql، db/static/035_account_security.sql) وتمر في CI (48 حالة عزل و14 حالة حسابات في db/tests/auth_flow_tests.sql). أرقام الأسطر المذكورة لملف 030 في هذه الوثيقة تسبق هذا التحديث.</w:t>
+      </w:r>
+    </w:p>
+    <w:p>
+      <w:pPr>
+        <w:pBdr>
+          <w:top w:val="single" w:color="E8C766" w:sz="6" w:space="6"/>
+          <w:left w:val="single" w:color="E8C766" w:sz="6" w:space="6"/>
+          <w:bottom w:val="single" w:color="E8C766" w:sz="6" w:space="6"/>
+          <w:right w:val="single" w:color="E8C766" w:sz="6" w:space="6"/>
+        </w:pBdr>
+        <w:shd w:fill="FFF8E1" w:color="auto" w:val="clear"/>
+        <w:bidi/>
+        <w:spacing w:after="160" w:before="60" w:line="300"/>
+        <w:ind w:left="140" w:right="140"/>
+      </w:pPr>
+      <w:r>
+        <w:rPr>
+          <w:rFonts w:ascii="Arial" w:cs="Arial" w:eastAsia="Arial" w:hAnsi="Arial"/>
+          <w:b w:val="false"/>
+          <w:bCs w:val="false"/>
+          <w:sz w:val="20"/>
+          <w:szCs w:val="20"/>
+          <w:rtl/>
+        </w:rPr>
+        <w:t xml:space="preserve">ما يخص هذه الوثيقة: حزمة إغلاق O-24 في §12 (DQ-S03-5) منفّذة لـ R1 وR3 وR4 وR5؛ R2 مقبول؛ R6 ينتظر DQ-F03-10. مهل الجلسة لكل مشترك (DQ-S03-6) لم تُبنَ بعد، والإجراءات تستعمل قيم المنصة (30 دقيقة و12 ساعة).</w:t>
       </w:r>
     </w:p>
     <w:p>
@@ -14665,14 +14726,23 @@
             </w:pPr>
             <w:r>
               <w:rPr>
-                <w:rFonts w:ascii="Arial" w:cs="Arial" w:eastAsia="Arial" w:hAnsi="Arial"/>
-                <w:b w:val="false"/>
-                <w:bCs w:val="false"/>
-                <w:sz w:val="18"/>
-                <w:szCs w:val="18"/>
-                <w:rtl/>
-              </w:rPr>
-              <w:t xml:space="preserve">إجراءات للتغيير والإعادة وإعادة التجزئة والدعوة وفك القفل، ثم DENY UPDATE على PasswordHash وStatus وأعمدة القفل لـ tp_app</w:t>
+                <w:rFonts w:ascii="Segoe UI Emoji" w:cs="Segoe UI Emoji" w:eastAsia="Segoe UI Emoji" w:hAnsi="Segoe UI Emoji"/>
+                <w:sz w:val="18"/>
+                <w:szCs w:val="18"/>
+                <w:rtl/>
+              </w:rPr>
+              <w:t xml:space="preserve">✅</w:t>
+            </w:r>
+            <w:r>
+              <w:rPr>
+                <w:rFonts w:ascii="Arial" w:cs="Arial" w:eastAsia="Arial" w:hAnsi="Arial"/>
+                <w:b w:val="false"/>
+                <w:bCs w:val="false"/>
+                <w:sz w:val="18"/>
+                <w:szCs w:val="18"/>
+                <w:rtl/>
+              </w:rPr>
+              <w:t xml:space="preserve"> نُفّذ (ADR 0003؛ T45): إجراءات التغيير والإعادة والدعوة وفك القفل والحالة، وDENY UPDATE على الأعمدة؛ إعادة التجزئة (DQ-S04-3) لم تُبنَ بعد</w:t>
             </w:r>
           </w:p>
         </w:tc>
@@ -14987,14 +15057,95 @@
             </w:pPr>
             <w:r>
               <w:rPr>
-                <w:rFonts w:ascii="Arial" w:cs="Arial" w:eastAsia="Arial" w:hAnsi="Arial"/>
-                <w:b w:val="false"/>
-                <w:bCs w:val="false"/>
-                <w:sz w:val="18"/>
-                <w:szCs w:val="18"/>
-                <w:rtl/>
-              </w:rPr>
-              <w:t xml:space="preserve">إجراءان بصفة tp_auth_exec لتمديد الخمول حتى المهلة المطلقة وللإنهاء (DQ-F04-8، DQ-F03-6)، ثم DENY UPDATE على الأعمدة الثلاثة لـ tp_app</w:t>
+                <w:rFonts w:ascii="Segoe UI Emoji" w:cs="Segoe UI Emoji" w:eastAsia="Segoe UI Emoji" w:hAnsi="Segoe UI Emoji"/>
+                <w:sz w:val="18"/>
+                <w:szCs w:val="18"/>
+                <w:rtl/>
+              </w:rPr>
+              <w:t xml:space="preserve">✅</w:t>
+            </w:r>
+            <w:r>
+              <w:rPr>
+                <w:rFonts w:ascii="Arial" w:cs="Arial" w:eastAsia="Arial" w:hAnsi="Arial"/>
+                <w:b w:val="false"/>
+                <w:bCs w:val="false"/>
+                <w:sz w:val="18"/>
+                <w:szCs w:val="18"/>
+                <w:rtl/>
+              </w:rPr>
+              <w:t xml:space="preserve"> نُفّذ: </w:t>
+            </w:r>
+            <w:r>
+              <w:rPr>
+                <w:rFonts w:ascii="Courier New" w:cs="Courier New" w:eastAsia="Courier New" w:hAnsi="Courier New"/>
+                <w:b w:val="false"/>
+                <w:bCs w:val="false"/>
+                <w:color w:val="1F2937"/>
+                <w:sz w:val="16"/>
+                <w:szCs w:val="16"/>
+                <w:shd w:fill="F1F3F5" w:color="auto" w:val="clear"/>
+                <w:rtl/>
+              </w:rPr>
+              <w:t xml:space="preserve">‎usp_TouchSession‎</w:t>
+            </w:r>
+            <w:r>
+              <w:rPr>
+                <w:rFonts w:ascii="Arial" w:cs="Arial" w:eastAsia="Arial" w:hAnsi="Arial"/>
+                <w:b w:val="false"/>
+                <w:bCs w:val="false"/>
+                <w:sz w:val="18"/>
+                <w:szCs w:val="18"/>
+                <w:rtl/>
+              </w:rPr>
+              <w:t xml:space="preserve"> و</w:t>
+            </w:r>
+            <w:r>
+              <w:rPr>
+                <w:rFonts w:ascii="Courier New" w:cs="Courier New" w:eastAsia="Courier New" w:hAnsi="Courier New"/>
+                <w:b w:val="false"/>
+                <w:bCs w:val="false"/>
+                <w:color w:val="1F2937"/>
+                <w:sz w:val="16"/>
+                <w:szCs w:val="16"/>
+                <w:shd w:fill="F1F3F5" w:color="auto" w:val="clear"/>
+                <w:rtl/>
+              </w:rPr>
+              <w:t xml:space="preserve">‎usp_EndSession‎</w:t>
+            </w:r>
+            <w:r>
+              <w:rPr>
+                <w:rFonts w:ascii="Arial" w:cs="Arial" w:eastAsia="Arial" w:hAnsi="Arial"/>
+                <w:b w:val="false"/>
+                <w:bCs w:val="false"/>
+                <w:sz w:val="18"/>
+                <w:szCs w:val="18"/>
+                <w:rtl/>
+              </w:rPr>
+              <w:t xml:space="preserve">، وDENY UPDATE على </w:t>
+            </w:r>
+            <w:r>
+              <w:rPr>
+                <w:rFonts w:ascii="Courier New" w:cs="Courier New" w:eastAsia="Courier New" w:hAnsi="Courier New"/>
+                <w:b w:val="false"/>
+                <w:bCs w:val="false"/>
+                <w:color w:val="1F2937"/>
+                <w:sz w:val="16"/>
+                <w:szCs w:val="16"/>
+                <w:shd w:fill="F1F3F5" w:color="auto" w:val="clear"/>
+                <w:rtl/>
+              </w:rPr>
+              <w:t xml:space="preserve">‎sec.UserSession‎</w:t>
+            </w:r>
+            <w:r>
+              <w:rPr>
+                <w:rFonts w:ascii="Arial" w:cs="Arial" w:eastAsia="Arial" w:hAnsi="Arial"/>
+                <w:b w:val="false"/>
+                <w:bCs w:val="false"/>
+                <w:sz w:val="18"/>
+                <w:szCs w:val="18"/>
+                <w:rtl/>
+              </w:rPr>
+              <w:t xml:space="preserve"> كله (T35، T45، A12)</w:t>
             </w:r>
           </w:p>
         </w:tc>
@@ -15150,14 +15301,47 @@
             </w:pPr>
             <w:r>
               <w:rPr>
-                <w:rFonts w:ascii="Arial" w:cs="Arial" w:eastAsia="Arial" w:hAnsi="Arial"/>
-                <w:b w:val="false"/>
-                <w:bCs w:val="false"/>
-                <w:sz w:val="18"/>
-                <w:szCs w:val="18"/>
-                <w:rtl/>
-              </w:rPr>
-              <w:t xml:space="preserve">DENY SELECT على العمود لـ tp_app، وفحص السجل داخل إجراء؛ وإلا قد تُعاد التجزئة الحالية إن خُزّنت في السجل</w:t>
+                <w:rFonts w:ascii="Segoe UI Emoji" w:cs="Segoe UI Emoji" w:eastAsia="Segoe UI Emoji" w:hAnsi="Segoe UI Emoji"/>
+                <w:sz w:val="18"/>
+                <w:szCs w:val="18"/>
+                <w:rtl/>
+              </w:rPr>
+              <w:t xml:space="preserve">✅</w:t>
+            </w:r>
+            <w:r>
+              <w:rPr>
+                <w:rFonts w:ascii="Arial" w:cs="Arial" w:eastAsia="Arial" w:hAnsi="Arial"/>
+                <w:b w:val="false"/>
+                <w:bCs w:val="false"/>
+                <w:sz w:val="18"/>
+                <w:szCs w:val="18"/>
+                <w:rtl/>
+              </w:rPr>
+              <w:t xml:space="preserve"> نُفّذ: DENY SELECT على العمود، وفحص السجل داخل </w:t>
+            </w:r>
+            <w:r>
+              <w:rPr>
+                <w:rFonts w:ascii="Courier New" w:cs="Courier New" w:eastAsia="Courier New" w:hAnsi="Courier New"/>
+                <w:b w:val="false"/>
+                <w:bCs w:val="false"/>
+                <w:color w:val="1F2937"/>
+                <w:sz w:val="16"/>
+                <w:szCs w:val="16"/>
+                <w:shd w:fill="F1F3F5" w:color="auto" w:val="clear"/>
+                <w:rtl/>
+              </w:rPr>
+              <w:t xml:space="preserve">‎usp_ApplyNewPassword‎</w:t>
+            </w:r>
+            <w:r>
+              <w:rPr>
+                <w:rFonts w:ascii="Arial" w:cs="Arial" w:eastAsia="Arial" w:hAnsi="Arial"/>
+                <w:b w:val="false"/>
+                <w:bCs w:val="false"/>
+                <w:sz w:val="18"/>
+                <w:szCs w:val="18"/>
+                <w:rtl/>
+              </w:rPr>
+              <w:t xml:space="preserve"> بمرشحين يحسبهم التطبيق (A8)</w:t>
             </w:r>
           </w:p>
         </w:tc>
@@ -15309,14 +15493,47 @@
             </w:pPr>
             <w:r>
               <w:rPr>
-                <w:rFonts w:ascii="Arial" w:cs="Arial" w:eastAsia="Arial" w:hAnsi="Arial"/>
-                <w:b w:val="false"/>
-                <w:bCs w:val="false"/>
-                <w:sz w:val="18"/>
-                <w:szCs w:val="18"/>
-                <w:rtl/>
-              </w:rPr>
-              <w:t xml:space="preserve">الاستهلاك داخل القاعدة ثم DENY SELECT على CodeHash (DQ-F03-3)</w:t>
+                <w:rFonts w:ascii="Segoe UI Emoji" w:cs="Segoe UI Emoji" w:eastAsia="Segoe UI Emoji" w:hAnsi="Segoe UI Emoji"/>
+                <w:sz w:val="18"/>
+                <w:szCs w:val="18"/>
+                <w:rtl/>
+              </w:rPr>
+              <w:t xml:space="preserve">✅</w:t>
+            </w:r>
+            <w:r>
+              <w:rPr>
+                <w:rFonts w:ascii="Arial" w:cs="Arial" w:eastAsia="Arial" w:hAnsi="Arial"/>
+                <w:b w:val="false"/>
+                <w:bCs w:val="false"/>
+                <w:sz w:val="18"/>
+                <w:szCs w:val="18"/>
+                <w:rtl/>
+              </w:rPr>
+              <w:t xml:space="preserve"> نُفّذ: </w:t>
+            </w:r>
+            <w:r>
+              <w:rPr>
+                <w:rFonts w:ascii="Courier New" w:cs="Courier New" w:eastAsia="Courier New" w:hAnsi="Courier New"/>
+                <w:b w:val="false"/>
+                <w:bCs w:val="false"/>
+                <w:color w:val="1F2937"/>
+                <w:sz w:val="16"/>
+                <w:szCs w:val="16"/>
+                <w:shd w:fill="F1F3F5" w:color="auto" w:val="clear"/>
+                <w:rtl/>
+              </w:rPr>
+              <w:t xml:space="preserve">‎usp_UseRecoveryCode‎</w:t>
+            </w:r>
+            <w:r>
+              <w:rPr>
+                <w:rFonts w:ascii="Arial" w:cs="Arial" w:eastAsia="Arial" w:hAnsi="Arial"/>
+                <w:b w:val="false"/>
+                <w:bCs w:val="false"/>
+                <w:sz w:val="18"/>
+                <w:szCs w:val="18"/>
+                <w:rtl/>
+              </w:rPr>
+              <w:t xml:space="preserve"> وDENY SELECT على CodeHash (A7، T45)</w:t>
             </w:r>
           </w:p>
         </w:tc>
@@ -17056,14 +17273,23 @@
             </w:pPr>
             <w:r>
               <w:rPr>
-                <w:rFonts w:ascii="Arial" w:cs="Arial" w:eastAsia="Arial" w:hAnsi="Arial"/>
-                <w:b w:val="false"/>
-                <w:bCs w:val="false"/>
-                <w:sz w:val="18"/>
-                <w:szCs w:val="18"/>
-                <w:rtl/>
-              </w:rPr>
-              <w:t xml:space="preserve">R1 وR3 وR4 وR5 كما في §12؛ R3 يتفق مع DQ-F04-8</w:t>
+                <w:rFonts w:ascii="Segoe UI Emoji" w:cs="Segoe UI Emoji" w:eastAsia="Segoe UI Emoji" w:hAnsi="Segoe UI Emoji"/>
+                <w:sz w:val="18"/>
+                <w:szCs w:val="18"/>
+                <w:rtl/>
+              </w:rPr>
+              <w:t xml:space="preserve">✅</w:t>
+            </w:r>
+            <w:r>
+              <w:rPr>
+                <w:rFonts w:ascii="Arial" w:cs="Arial" w:eastAsia="Arial" w:hAnsi="Arial"/>
+                <w:b w:val="false"/>
+                <w:bCs w:val="false"/>
+                <w:sz w:val="18"/>
+                <w:szCs w:val="18"/>
+                <w:rtl/>
+              </w:rPr>
+              <w:t xml:space="preserve"> معتمد من المالك (2026-10-12): R1 وR3 وR4 وR5 كما في §12؛ R3 يتفق مع DQ-F04-8</w:t>
             </w:r>
           </w:p>
         </w:tc>
@@ -17244,14 +17470,23 @@
             </w:pPr>
             <w:r>
               <w:rPr>
-                <w:rFonts w:ascii="Arial" w:cs="Arial" w:eastAsia="Arial" w:hAnsi="Arial"/>
-                <w:b w:val="false"/>
-                <w:bCs w:val="false"/>
-                <w:sz w:val="18"/>
-                <w:szCs w:val="18"/>
-                <w:rtl/>
-              </w:rPr>
-              <w:t xml:space="preserve">usp_StartSession يقرأ مفتاحي المهلتين من cfg.TenantSetting بحد أقصى 30 دقيقة و12 ساعة</w:t>
+                <w:rFonts w:ascii="Segoe UI Emoji" w:cs="Segoe UI Emoji" w:eastAsia="Segoe UI Emoji" w:hAnsi="Segoe UI Emoji"/>
+                <w:sz w:val="18"/>
+                <w:szCs w:val="18"/>
+                <w:rtl/>
+              </w:rPr>
+              <w:t xml:space="preserve">✅</w:t>
+            </w:r>
+            <w:r>
+              <w:rPr>
+                <w:rFonts w:ascii="Arial" w:cs="Arial" w:eastAsia="Arial" w:hAnsi="Arial"/>
+                <w:b w:val="false"/>
+                <w:bCs w:val="false"/>
+                <w:sz w:val="18"/>
+                <w:szCs w:val="18"/>
+                <w:rtl/>
+              </w:rPr>
+              <w:t xml:space="preserve"> معتمد من المالك (2026-10-12): usp_StartSession يقرأ مفتاحي المهلتين من cfg.TenantSetting بحد أقصى 30 دقيقة و12 ساعة</w:t>
             </w:r>
           </w:p>
         </w:tc>
@@ -17431,14 +17666,23 @@
             </w:pPr>
             <w:r>
               <w:rPr>
-                <w:rFonts w:ascii="Arial" w:cs="Arial" w:eastAsia="Arial" w:hAnsi="Arial"/>
-                <w:b w:val="false"/>
-                <w:bCs w:val="false"/>
-                <w:sz w:val="18"/>
-                <w:szCs w:val="18"/>
-                <w:rtl/>
-              </w:rPr>
-              <w:t xml:space="preserve">مضيف مستقل وكوكي باسم مختلف</w:t>
+                <w:rFonts w:ascii="Segoe UI Emoji" w:cs="Segoe UI Emoji" w:eastAsia="Segoe UI Emoji" w:hAnsi="Segoe UI Emoji"/>
+                <w:sz w:val="18"/>
+                <w:szCs w:val="18"/>
+                <w:rtl/>
+              </w:rPr>
+              <w:t xml:space="preserve">✅</w:t>
+            </w:r>
+            <w:r>
+              <w:rPr>
+                <w:rFonts w:ascii="Arial" w:cs="Arial" w:eastAsia="Arial" w:hAnsi="Arial"/>
+                <w:b w:val="false"/>
+                <w:bCs w:val="false"/>
+                <w:sz w:val="18"/>
+                <w:szCs w:val="18"/>
+                <w:rtl/>
+              </w:rPr>
+              <w:t xml:space="preserve"> معتمد من المالك (2026-10-12): مضيف مستقل وكوكي باسم مختلف</w:t>
             </w:r>
           </w:p>
         </w:tc>

--- a/treasury-platform/docs/30-readiness/word/DOC-S03-security-architecture-auth-sessions.docx
+++ b/treasury-platform/docs/30-readiness/word/DOC-S03-security-architecture-auth-sessions.docx
@@ -1075,6 +1075,151 @@
           <w:rtl/>
         </w:rPr>
         <w:t xml:space="preserve">ما يخص هذه الوثيقة: حزمة إغلاق O-24 في §12 (DQ-S03-5) منفّذة لـ R1 وR3 وR4 وR5؛ R2 مقبول؛ R6 ينتظر DQ-F03-10. مهل الجلسة لكل مشترك (DQ-S03-6) لم تُبنَ بعد، والإجراءات تستعمل قيم المنصة (30 دقيقة و12 ساعة).</w:t>
+      </w:r>
+    </w:p>
+    <w:p>
+      <w:pPr>
+        <w:pBdr>
+          <w:top w:val="single" w:color="E8C766" w:sz="6" w:space="6"/>
+          <w:left w:val="single" w:color="E8C766" w:sz="6" w:space="6"/>
+          <w:bottom w:val="single" w:color="E8C766" w:sz="6" w:space="6"/>
+          <w:right w:val="single" w:color="E8C766" w:sz="6" w:space="6"/>
+        </w:pBdr>
+        <w:shd w:fill="FFF8E1" w:color="auto" w:val="clear"/>
+        <w:bidi/>
+        <w:spacing w:after="160" w:before="60" w:line="300"/>
+        <w:ind w:left="140" w:right="140"/>
+      </w:pPr>
+      <w:r>
+        <w:rPr>
+          <w:rFonts w:ascii="Arial" w:cs="Arial" w:eastAsia="Arial" w:hAnsi="Arial"/>
+          <w:b w:val="false"/>
+          <w:bCs w:val="false"/>
+          <w:sz w:val="20"/>
+          <w:szCs w:val="20"/>
+          <w:rtl/>
+        </w:rPr>
+        <w:t xml:space="preserve">وبـ ADR 0004: مهلتا الجلسة لكل مشترك (DQ-S03-6) منفّذتان؛ </w:t>
+      </w:r>
+      <w:r>
+        <w:rPr>
+          <w:rFonts w:ascii="Courier New" w:cs="Courier New" w:eastAsia="Courier New" w:hAnsi="Courier New"/>
+          <w:b w:val="false"/>
+          <w:bCs w:val="false"/>
+          <w:color w:val="1F2937"/>
+          <w:sz w:val="18"/>
+          <w:szCs w:val="18"/>
+          <w:shd w:fill="F1F3F5" w:color="auto" w:val="clear"/>
+          <w:rtl/>
+        </w:rPr>
+        <w:t xml:space="preserve">‎usp_StartSession‎</w:t>
+      </w:r>
+      <w:r>
+        <w:rPr>
+          <w:rFonts w:ascii="Arial" w:cs="Arial" w:eastAsia="Arial" w:hAnsi="Arial"/>
+          <w:b w:val="false"/>
+          <w:bCs w:val="false"/>
+          <w:sz w:val="20"/>
+          <w:szCs w:val="20"/>
+          <w:rtl/>
+        </w:rPr>
+        <w:t xml:space="preserve"> و</w:t>
+      </w:r>
+      <w:r>
+        <w:rPr>
+          <w:rFonts w:ascii="Courier New" w:cs="Courier New" w:eastAsia="Courier New" w:hAnsi="Courier New"/>
+          <w:b w:val="false"/>
+          <w:bCs w:val="false"/>
+          <w:color w:val="1F2937"/>
+          <w:sz w:val="18"/>
+          <w:szCs w:val="18"/>
+          <w:shd w:fill="F1F3F5" w:color="auto" w:val="clear"/>
+          <w:rtl/>
+        </w:rPr>
+        <w:t xml:space="preserve">‎usp_TouchSession‎</w:t>
+      </w:r>
+      <w:r>
+        <w:rPr>
+          <w:rFonts w:ascii="Arial" w:cs="Arial" w:eastAsia="Arial" w:hAnsi="Arial"/>
+          <w:b w:val="false"/>
+          <w:bCs w:val="false"/>
+          <w:sz w:val="20"/>
+          <w:szCs w:val="20"/>
+          <w:rtl/>
+        </w:rPr>
+        <w:t xml:space="preserve"> يقرآن </w:t>
+      </w:r>
+      <w:r>
+        <w:rPr>
+          <w:rFonts w:ascii="Courier New" w:cs="Courier New" w:eastAsia="Courier New" w:hAnsi="Courier New"/>
+          <w:b w:val="false"/>
+          <w:bCs w:val="false"/>
+          <w:color w:val="1F2937"/>
+          <w:sz w:val="18"/>
+          <w:szCs w:val="18"/>
+          <w:shd w:fill="F1F3F5" w:color="auto" w:val="clear"/>
+          <w:rtl/>
+        </w:rPr>
+        <w:t xml:space="preserve">‎security.session.idle_minutes‎</w:t>
+      </w:r>
+      <w:r>
+        <w:rPr>
+          <w:rFonts w:ascii="Arial" w:cs="Arial" w:eastAsia="Arial" w:hAnsi="Arial"/>
+          <w:b w:val="false"/>
+          <w:bCs w:val="false"/>
+          <w:sz w:val="20"/>
+          <w:szCs w:val="20"/>
+          <w:rtl/>
+        </w:rPr>
+        <w:t xml:space="preserve"> و</w:t>
+      </w:r>
+      <w:r>
+        <w:rPr>
+          <w:rFonts w:ascii="Courier New" w:cs="Courier New" w:eastAsia="Courier New" w:hAnsi="Courier New"/>
+          <w:b w:val="false"/>
+          <w:bCs w:val="false"/>
+          <w:color w:val="1F2937"/>
+          <w:sz w:val="18"/>
+          <w:szCs w:val="18"/>
+          <w:shd w:fill="F1F3F5" w:color="auto" w:val="clear"/>
+          <w:rtl/>
+        </w:rPr>
+        <w:t xml:space="preserve">‎security.session.absolute_hours‎</w:t>
+      </w:r>
+      <w:r>
+        <w:rPr>
+          <w:rFonts w:ascii="Arial" w:cs="Arial" w:eastAsia="Arial" w:hAnsi="Arial"/>
+          <w:b w:val="false"/>
+          <w:bCs w:val="false"/>
+          <w:sz w:val="20"/>
+          <w:szCs w:val="20"/>
+          <w:rtl/>
+        </w:rPr>
+        <w:t xml:space="preserve"> عبر </w:t>
+      </w:r>
+      <w:r>
+        <w:rPr>
+          <w:rFonts w:ascii="Courier New" w:cs="Courier New" w:eastAsia="Courier New" w:hAnsi="Courier New"/>
+          <w:b w:val="false"/>
+          <w:bCs w:val="false"/>
+          <w:color w:val="1F2937"/>
+          <w:sz w:val="18"/>
+          <w:szCs w:val="18"/>
+          <w:shd w:fill="F1F3F5" w:color="auto" w:val="clear"/>
+          <w:rtl/>
+        </w:rPr>
+        <w:t xml:space="preserve">‎cfg.fn_SettingInt‎</w:t>
+      </w:r>
+      <w:r>
+        <w:rPr>
+          <w:rFonts w:ascii="Arial" w:cs="Arial" w:eastAsia="Arial" w:hAnsi="Arial"/>
+          <w:b w:val="false"/>
+          <w:bCs w:val="false"/>
+          <w:sz w:val="20"/>
+          <w:szCs w:val="20"/>
+          <w:rtl/>
+        </w:rPr>
+        <w:t xml:space="preserve"> ضمن حدود المنصة، والقادح يرفض القيمة الأضعف (الاختباران S1 وS3). وفصل لوحة المشغّل (DQ-S03-7) صار له دخول داخل القاعدة بجلسة 15 دقيقة خمولًا و8 ساعات.</w:t>
       </w:r>
     </w:p>
     <w:p>

--- a/treasury-platform/docs/30-readiness/word/DOC-S03-security-architecture-auth-sessions.docx
+++ b/treasury-platform/docs/30-readiness/word/DOC-S03-security-architecture-auth-sessions.docx
@@ -1074,7 +1074,7 @@
           <w:szCs w:val="20"/>
           <w:rtl/>
         </w:rPr>
-        <w:t xml:space="preserve">ما يخص هذه الوثيقة: حزمة إغلاق O-24 في §12 (DQ-S03-5) منفّذة لـ R1 وR3 وR4 وR5؛ R2 مقبول؛ R6 ينتظر DQ-F03-10. مهل الجلسة لكل مشترك (DQ-S03-6) لم تُبنَ بعد، والإجراءات تستعمل قيم المنصة (30 دقيقة و12 ساعة).</w:t>
+        <w:t xml:space="preserve">ما يخص هذه الوثيقة: حزمة إغلاق O-24 في §12 (DQ-S03-5) منفّذة لـ R1 وR3 وR4 وR5؛ R2 مقبول؛ R6 ينتظر DQ-F03-10. مهل الجلسة لكل مشترك (DQ-S03-6) منفّذة منذ ADR 0004 (السطر التالي)، وقيم المنصة (30 دقيقة و12 ساعة) هي الحد الأقصى والقيمة الافتراضية.</w:t>
       </w:r>
     </w:p>
     <w:p>
